--- a/Эссе 2.docx
+++ b/Эссе 2.docx
@@ -89,15 +89,7 @@
           <w:sz w:val="28"/>
           <w:szCs w:val="28"/>
         </w:rPr>
-        <w:t>1. Понятие метода научного исследования, его классификации.</w:t>
-      </w:r>
-      <w:r>
-        <w:rPr>
-          <w:rFonts w:ascii="Times New Roman" w:hAnsi="Times New Roman" w:cs="Times New Roman"/>
-          <w:sz w:val="28"/>
-          <w:szCs w:val="28"/>
-        </w:rPr>
-        <w:t xml:space="preserve"> </w:t>
+        <w:t xml:space="preserve">1. Понятие метода научного исследования, его классификации. </w:t>
       </w:r>
     </w:p>
     <w:p>
@@ -125,31 +117,7 @@
           <w:sz w:val="28"/>
           <w:szCs w:val="28"/>
         </w:rPr>
-        <w:t xml:space="preserve"> </w:t>
-      </w:r>
-      <w:r>
-        <w:rPr>
-          <w:rFonts w:ascii="Times New Roman" w:hAnsi="Times New Roman" w:cs="Times New Roman"/>
-          <w:sz w:val="28"/>
-          <w:szCs w:val="28"/>
-        </w:rPr>
-        <w:t>— это система принципов, приемов, правил и способов познания, направленных на достижение научной ис</w:t>
-      </w:r>
-      <w:r>
-        <w:rPr>
-          <w:rFonts w:ascii="Times New Roman" w:hAnsi="Times New Roman" w:cs="Times New Roman"/>
-          <w:sz w:val="28"/>
-          <w:szCs w:val="28"/>
-        </w:rPr>
-        <w:t>т</w:t>
-      </w:r>
-      <w:r>
-        <w:rPr>
-          <w:rFonts w:ascii="Times New Roman" w:hAnsi="Times New Roman" w:cs="Times New Roman"/>
-          <w:sz w:val="28"/>
-          <w:szCs w:val="28"/>
-        </w:rPr>
-        <w:t>ины и решение конкретных исследовательских задач. Метод выступает инструментом получения нового знания.</w:t>
+        <w:t xml:space="preserve"> — это система принципов, приемов, правил и способов познания, направленных на достижение научной истины и решение конкретных исследовательских задач. Метод выступает инструментом получения нового знания.</w:t>
       </w:r>
     </w:p>
     <w:p>
@@ -687,23 +655,7 @@
           <w:sz w:val="28"/>
           <w:szCs w:val="28"/>
         </w:rPr>
-        <w:t xml:space="preserve">фиксация данных, классификацию </w:t>
-      </w:r>
-      <w:r>
-        <w:rPr>
-          <w:rFonts w:ascii="Times New Roman" w:hAnsi="Times New Roman" w:cs="Times New Roman"/>
-          <w:sz w:val="28"/>
-          <w:szCs w:val="28"/>
-        </w:rPr>
-        <w:t xml:space="preserve">– </w:t>
-      </w:r>
-      <w:r>
-        <w:rPr>
-          <w:rFonts w:ascii="Times New Roman" w:hAnsi="Times New Roman" w:cs="Times New Roman"/>
-          <w:sz w:val="28"/>
-          <w:szCs w:val="28"/>
-        </w:rPr>
-        <w:t xml:space="preserve">группировка по общим признакам, систематизацию </w:t>
+        <w:t xml:space="preserve">фиксация данных, классификацию – группировка по общим признакам, систематизацию </w:t>
       </w:r>
       <w:r>
         <w:rPr>
@@ -952,24 +904,35 @@
           <w:szCs w:val="28"/>
         </w:rPr>
       </w:pPr>
-      <w:r>
-        <w:rPr>
-          <w:rFonts w:ascii="Times New Roman" w:hAnsi="Times New Roman" w:cs="Times New Roman"/>
-          <w:sz w:val="28"/>
-          <w:szCs w:val="28"/>
-        </w:rPr>
+    </w:p>
+    <w:p>
+      <w:pPr>
+        <w:jc w:val="both"/>
+        <w:rPr>
+          <w:rFonts w:ascii="Times New Roman" w:hAnsi="Times New Roman" w:cs="Times New Roman"/>
+          <w:sz w:val="28"/>
+          <w:szCs w:val="28"/>
+        </w:rPr>
+      </w:pPr>
+    </w:p>
+    <w:p>
+      <w:pPr>
+        <w:jc w:val="both"/>
+        <w:rPr>
+          <w:rFonts w:ascii="Times New Roman" w:hAnsi="Times New Roman" w:cs="Times New Roman"/>
+          <w:sz w:val="28"/>
+          <w:szCs w:val="28"/>
+        </w:rPr>
+      </w:pPr>
+      <w:r>
+        <w:rPr>
+          <w:rFonts w:ascii="Times New Roman" w:hAnsi="Times New Roman" w:cs="Times New Roman"/>
+          <w:sz w:val="28"/>
+          <w:szCs w:val="28"/>
+        </w:rPr>
+        <w:lastRenderedPageBreak/>
         <w:t>2.3 Общие методы для эмпирического и теоретического исследования:</w:t>
       </w:r>
-    </w:p>
-    <w:p>
-      <w:pPr>
-        <w:jc w:val="both"/>
-        <w:rPr>
-          <w:rFonts w:ascii="Times New Roman" w:hAnsi="Times New Roman" w:cs="Times New Roman"/>
-          <w:sz w:val="28"/>
-          <w:szCs w:val="28"/>
-        </w:rPr>
-      </w:pPr>
     </w:p>
     <w:p>
       <w:pPr>
@@ -993,7 +956,6 @@
           <w:sz w:val="28"/>
           <w:szCs w:val="28"/>
         </w:rPr>
-        <w:lastRenderedPageBreak/>
         <w:t>Абстрагирование</w:t>
       </w:r>
       <w:r>
@@ -1811,25 +1773,61 @@
           <w:sz w:val="28"/>
           <w:szCs w:val="28"/>
         </w:rPr>
-        <w:t>Статья А.Е. Головкина посвящена актуальной проблеме развития института электронной подписи (ЭП) в Российской Федерации. Работа представляет собой обзорно-аналитическое исследование, сочетающее анализ нормативно-правовой базы с рассмотрением практических аспектов применения технологии. Цель эссе — проанализировать методологический аппарат, использованный автором.</w:t>
-      </w:r>
-    </w:p>
-    <w:p>
-      <w:pPr>
-        <w:jc w:val="both"/>
-        <w:rPr>
-          <w:rFonts w:ascii="Times New Roman" w:hAnsi="Times New Roman" w:cs="Times New Roman"/>
-          <w:sz w:val="28"/>
-          <w:szCs w:val="28"/>
-        </w:rPr>
-      </w:pPr>
-      <w:r>
-        <w:rPr>
-          <w:rFonts w:ascii="Times New Roman" w:hAnsi="Times New Roman" w:cs="Times New Roman"/>
-          <w:sz w:val="28"/>
-          <w:szCs w:val="28"/>
-        </w:rPr>
-        <w:t>Исследование выполнено преимущественно на теоретическом уровне познания, однако включает элементы эмпирического подхода. Эмпирический уровень представлен работой с источниками: автор использует сравнительный анализ нормативных актов</w:t>
+        <w:t>Статья А.Е. Головкина посвящена актуальной проблеме развития института электронной подписи (ЭП) в Российской Федерации. Работа представляет собой обзорно-аналитическое исследование, сочетающее анализ нормативно-правовой базы с рассмотрением практических аспектов применения технологии.</w:t>
+      </w:r>
+    </w:p>
+    <w:p>
+      <w:pPr>
+        <w:jc w:val="both"/>
+        <w:rPr>
+          <w:rFonts w:ascii="Times New Roman" w:hAnsi="Times New Roman" w:cs="Times New Roman"/>
+          <w:sz w:val="28"/>
+          <w:szCs w:val="28"/>
+        </w:rPr>
+      </w:pPr>
+      <w:r>
+        <w:rPr>
+          <w:rFonts w:ascii="Times New Roman" w:hAnsi="Times New Roman" w:cs="Times New Roman"/>
+          <w:sz w:val="28"/>
+          <w:szCs w:val="28"/>
+        </w:rPr>
+        <w:t xml:space="preserve">Исследование выполнено преимущественно на теоретическом уровне познания, однако включает </w:t>
+      </w:r>
+      <w:r>
+        <w:rPr>
+          <w:rFonts w:ascii="Times New Roman" w:hAnsi="Times New Roman" w:cs="Times New Roman"/>
+          <w:b/>
+          <w:bCs/>
+          <w:sz w:val="28"/>
+          <w:szCs w:val="28"/>
+        </w:rPr>
+        <w:t>элементы эмпирического подхода</w:t>
+      </w:r>
+      <w:r>
+        <w:rPr>
+          <w:rFonts w:ascii="Times New Roman" w:hAnsi="Times New Roman" w:cs="Times New Roman"/>
+          <w:sz w:val="28"/>
+          <w:szCs w:val="28"/>
+        </w:rPr>
+        <w:t xml:space="preserve">. Эмпирический уровень представлен работой с источниками: автор использует </w:t>
+      </w:r>
+      <w:r>
+        <w:rPr>
+          <w:rFonts w:ascii="Times New Roman" w:hAnsi="Times New Roman" w:cs="Times New Roman"/>
+          <w:b/>
+          <w:bCs/>
+          <w:sz w:val="28"/>
+          <w:szCs w:val="28"/>
+        </w:rPr>
+        <w:t>сравнительный анализ</w:t>
+      </w:r>
+      <w:r>
+        <w:rPr>
+          <w:rFonts w:ascii="Times New Roman" w:hAnsi="Times New Roman" w:cs="Times New Roman"/>
+          <w:sz w:val="28"/>
+          <w:szCs w:val="28"/>
+        </w:rPr>
+        <w:t xml:space="preserve"> нормативных актов</w:t>
       </w:r>
       <w:r>
         <w:rPr>
@@ -1868,10 +1866,38 @@
       <w:r>
         <w:rPr>
           <w:rFonts w:ascii="Times New Roman" w:hAnsi="Times New Roman" w:cs="Times New Roman"/>
-          <w:sz w:val="28"/>
-          <w:szCs w:val="28"/>
-        </w:rPr>
-        <w:t>На теоретическом уровне ключевую роль играет формально-юридический метод — частнонаучный для правоведения. Автор анализирует содержание статей федерального закона, дает определения понятиям</w:t>
+          <w:b/>
+          <w:bCs/>
+          <w:sz w:val="28"/>
+          <w:szCs w:val="28"/>
+        </w:rPr>
+        <w:t>На теоретическом уровне</w:t>
+      </w:r>
+      <w:r>
+        <w:rPr>
+          <w:rFonts w:ascii="Times New Roman" w:hAnsi="Times New Roman" w:cs="Times New Roman"/>
+          <w:sz w:val="28"/>
+          <w:szCs w:val="28"/>
+        </w:rPr>
+        <w:t xml:space="preserve"> ключевую роль играет </w:t>
+      </w:r>
+      <w:r>
+        <w:rPr>
+          <w:rFonts w:ascii="Times New Roman" w:hAnsi="Times New Roman" w:cs="Times New Roman"/>
+          <w:b/>
+          <w:bCs/>
+          <w:sz w:val="28"/>
+          <w:szCs w:val="28"/>
+        </w:rPr>
+        <w:t>формально-юридический метод</w:t>
+      </w:r>
+      <w:r>
+        <w:rPr>
+          <w:rFonts w:ascii="Times New Roman" w:hAnsi="Times New Roman" w:cs="Times New Roman"/>
+          <w:sz w:val="28"/>
+          <w:szCs w:val="28"/>
+        </w:rPr>
+        <w:t xml:space="preserve"> — частнонаучный для правоведения. Автор анализирует содержание статей федерального закона, дает определения понятиям</w:t>
       </w:r>
       <w:r>
         <w:rPr>
@@ -1895,25 +1921,53 @@
           <w:sz w:val="28"/>
           <w:szCs w:val="28"/>
         </w:rPr>
-        <w:t>«электронная подпись — информация в электронной форме...», устанавливает юридические последствия использования разных видов подписей. Это позволяет строго описать правовое поле функционирования ЭП. Также прослеживается применение логического метода в построении структуры статьи: от общей значимости электронного документооборота — к анализу норм, затем к описанию видов подписей и, наконец, к выявлению проблем и выводам.</w:t>
-      </w:r>
-    </w:p>
-    <w:p>
-      <w:pPr>
-        <w:jc w:val="both"/>
-        <w:rPr>
-          <w:rFonts w:ascii="Times New Roman" w:hAnsi="Times New Roman" w:cs="Times New Roman"/>
-          <w:sz w:val="28"/>
-          <w:szCs w:val="28"/>
-        </w:rPr>
-      </w:pPr>
-      <w:r>
-        <w:rPr>
-          <w:rFonts w:ascii="Times New Roman" w:hAnsi="Times New Roman" w:cs="Times New Roman"/>
-          <w:sz w:val="28"/>
-          <w:szCs w:val="28"/>
-        </w:rPr>
-        <w:t>Общелогические методы про</w:t>
+        <w:t xml:space="preserve">«электронная подпись — информация в электронной форме...», устанавливает юридические последствия использования разных видов подписей. Это позволяет строго описать правовое поле функционирования ЭП. Также прослеживается </w:t>
+      </w:r>
+      <w:r>
+        <w:rPr>
+          <w:rFonts w:ascii="Times New Roman" w:hAnsi="Times New Roman" w:cs="Times New Roman"/>
+          <w:b/>
+          <w:bCs/>
+          <w:sz w:val="28"/>
+          <w:szCs w:val="28"/>
+        </w:rPr>
+        <w:t>применение логического метода в построении структуры статьи</w:t>
+      </w:r>
+      <w:r>
+        <w:rPr>
+          <w:rFonts w:ascii="Times New Roman" w:hAnsi="Times New Roman" w:cs="Times New Roman"/>
+          <w:sz w:val="28"/>
+          <w:szCs w:val="28"/>
+        </w:rPr>
+        <w:t>: от общей значимости электронного документооборота — к анализу норм, затем к описанию видов подписей и, наконец, к выявлению проблем и выводам.</w:t>
+      </w:r>
+    </w:p>
+    <w:p>
+      <w:pPr>
+        <w:jc w:val="both"/>
+        <w:rPr>
+          <w:rFonts w:ascii="Times New Roman" w:hAnsi="Times New Roman" w:cs="Times New Roman"/>
+          <w:sz w:val="28"/>
+          <w:szCs w:val="28"/>
+        </w:rPr>
+      </w:pPr>
+      <w:r>
+        <w:rPr>
+          <w:rFonts w:ascii="Times New Roman" w:hAnsi="Times New Roman" w:cs="Times New Roman"/>
+          <w:b/>
+          <w:bCs/>
+          <w:sz w:val="28"/>
+          <w:szCs w:val="28"/>
+        </w:rPr>
+        <w:t>Общелогические методы</w:t>
+      </w:r>
+      <w:r>
+        <w:rPr>
+          <w:rFonts w:ascii="Times New Roman" w:hAnsi="Times New Roman" w:cs="Times New Roman"/>
+          <w:sz w:val="28"/>
+          <w:szCs w:val="28"/>
+        </w:rPr>
+        <w:t xml:space="preserve"> про</w:t>
       </w:r>
       <w:r>
         <w:rPr>
@@ -1929,7 +1983,25 @@
           <w:sz w:val="28"/>
           <w:szCs w:val="28"/>
         </w:rPr>
-        <w:t xml:space="preserve"> всё исследование. Анализ проявляется в расчленении явления «электронная подпись» на составляющие: правовую основу, технические стандарты </w:t>
+        <w:t xml:space="preserve"> всё исследование. </w:t>
+      </w:r>
+      <w:r>
+        <w:rPr>
+          <w:rFonts w:ascii="Times New Roman" w:hAnsi="Times New Roman" w:cs="Times New Roman"/>
+          <w:b/>
+          <w:bCs/>
+          <w:sz w:val="28"/>
+          <w:szCs w:val="28"/>
+        </w:rPr>
+        <w:t>Анализ</w:t>
+      </w:r>
+      <w:r>
+        <w:rPr>
+          <w:rFonts w:ascii="Times New Roman" w:hAnsi="Times New Roman" w:cs="Times New Roman"/>
+          <w:sz w:val="28"/>
+          <w:szCs w:val="28"/>
+        </w:rPr>
+        <w:t xml:space="preserve"> проявляется в расчленении явления «электронная подпись» на составляющие: правовую основу, технические стандарты </w:t>
       </w:r>
       <w:r>
         <w:rPr>
@@ -1945,7 +2017,61 @@
           <w:sz w:val="28"/>
           <w:szCs w:val="28"/>
         </w:rPr>
-        <w:t>ГОСТы, виды, процедуру получения, сферы применения. Синтез реализуется в выводах, где автор интегрирует результаты анализа в целостную картину. Абстрагирование позволяет отвлечься от технических деталей криптоалгоритмов и сосредоточиться на социально-правовой функции подписи. Индукция используется при переходе от частных случаев применения ЭП</w:t>
+        <w:t xml:space="preserve">ГОСТы, виды, процедуру получения, сферы применения. </w:t>
+      </w:r>
+      <w:r>
+        <w:rPr>
+          <w:rFonts w:ascii="Times New Roman" w:hAnsi="Times New Roman" w:cs="Times New Roman"/>
+          <w:b/>
+          <w:bCs/>
+          <w:sz w:val="28"/>
+          <w:szCs w:val="28"/>
+        </w:rPr>
+        <w:t>Синтез реализуется в выводах</w:t>
+      </w:r>
+      <w:r>
+        <w:rPr>
+          <w:rFonts w:ascii="Times New Roman" w:hAnsi="Times New Roman" w:cs="Times New Roman"/>
+          <w:sz w:val="28"/>
+          <w:szCs w:val="28"/>
+        </w:rPr>
+        <w:t xml:space="preserve">, где автор интегрирует результаты анализа в целостную картину. </w:t>
+      </w:r>
+      <w:r>
+        <w:rPr>
+          <w:rFonts w:ascii="Times New Roman" w:hAnsi="Times New Roman" w:cs="Times New Roman"/>
+          <w:b/>
+          <w:bCs/>
+          <w:sz w:val="28"/>
+          <w:szCs w:val="28"/>
+        </w:rPr>
+        <w:t>Абстрагирование позволяет</w:t>
+      </w:r>
+      <w:r>
+        <w:rPr>
+          <w:rFonts w:ascii="Times New Roman" w:hAnsi="Times New Roman" w:cs="Times New Roman"/>
+          <w:sz w:val="28"/>
+          <w:szCs w:val="28"/>
+        </w:rPr>
+        <w:t xml:space="preserve"> отвлечься от технических деталей криптоалгоритмов и сосредоточиться на социально-правовой функции подписи. </w:t>
+      </w:r>
+      <w:r>
+        <w:rPr>
+          <w:rFonts w:ascii="Times New Roman" w:hAnsi="Times New Roman" w:cs="Times New Roman"/>
+          <w:b/>
+          <w:bCs/>
+          <w:sz w:val="28"/>
+          <w:szCs w:val="28"/>
+        </w:rPr>
+        <w:t>Индукция используется</w:t>
+      </w:r>
+      <w:r>
+        <w:rPr>
+          <w:rFonts w:ascii="Times New Roman" w:hAnsi="Times New Roman" w:cs="Times New Roman"/>
+          <w:sz w:val="28"/>
+          <w:szCs w:val="28"/>
+        </w:rPr>
+        <w:t xml:space="preserve"> при переходе от частных случаев применения ЭП</w:t>
       </w:r>
       <w:r>
         <w:rPr>
@@ -1985,7 +2111,43 @@
           <w:sz w:val="28"/>
           <w:szCs w:val="28"/>
         </w:rPr>
-        <w:t xml:space="preserve"> к общему выводу о повышении безопасности сделок. Элементы дедукции прослеживаются в том, как автор, опираясь на общие положения закона, выводит конкретные правила использования подписей. </w:t>
+        <w:t xml:space="preserve"> к общему выводу о повышении безопасности сделок. </w:t>
+      </w:r>
+      <w:r>
+        <w:rPr>
+          <w:rFonts w:ascii="Times New Roman" w:hAnsi="Times New Roman" w:cs="Times New Roman"/>
+          <w:b/>
+          <w:bCs/>
+          <w:sz w:val="28"/>
+          <w:szCs w:val="28"/>
+        </w:rPr>
+        <w:t>Элементы дедукции прослеживаются</w:t>
+      </w:r>
+      <w:r>
+        <w:rPr>
+          <w:rFonts w:ascii="Times New Roman" w:hAnsi="Times New Roman" w:cs="Times New Roman"/>
+          <w:sz w:val="28"/>
+          <w:szCs w:val="28"/>
+        </w:rPr>
+        <w:t xml:space="preserve"> в том, как автор, опираясь на общие положения закона, выводит конкретные правила использования подписей. Кратко применяется </w:t>
+      </w:r>
+      <w:r>
+        <w:rPr>
+          <w:rFonts w:ascii="Times New Roman" w:hAnsi="Times New Roman" w:cs="Times New Roman"/>
+          <w:b/>
+          <w:bCs/>
+          <w:sz w:val="28"/>
+          <w:szCs w:val="28"/>
+        </w:rPr>
+        <w:t>исторический метод</w:t>
+      </w:r>
+      <w:r>
+        <w:rPr>
+          <w:rFonts w:ascii="Times New Roman" w:hAnsi="Times New Roman" w:cs="Times New Roman"/>
+          <w:sz w:val="28"/>
+          <w:szCs w:val="28"/>
+        </w:rPr>
+        <w:t xml:space="preserve"> — через упоминание замены </w:t>
       </w:r>
       <w:r>
         <w:rPr>
@@ -1994,7 +2156,7 @@
           <w:szCs w:val="28"/>
         </w:rPr>
         <w:lastRenderedPageBreak/>
-        <w:t>Кратко применяется исторический метод — через упоминание замены ГОСТов и перехода от закона 2002 г. к закону 2011 г., что показывает динамику развития института.</w:t>
+        <w:t>ГОСТов и перехода от закона 2002 г. к закону 2011 г., что показывает динамику развития института.</w:t>
       </w:r>
     </w:p>
     <w:p>
@@ -2059,28 +2221,56 @@
       <w:r>
         <w:rPr>
           <w:rFonts w:ascii="Times New Roman" w:hAnsi="Times New Roman" w:cs="Times New Roman"/>
-          <w:sz w:val="28"/>
-          <w:szCs w:val="28"/>
-        </w:rPr>
-        <w:t>Понятийный аппарат выдержан строго: ключевые понятия определяются через цитирование закона или описание функций. Объект исследования — сфера электронного документооборота в РФ, предмет — правовой институт электронной подписи.</w:t>
-      </w:r>
-    </w:p>
-    <w:p>
-      <w:pPr>
-        <w:jc w:val="both"/>
-        <w:rPr>
-          <w:rFonts w:ascii="Times New Roman" w:hAnsi="Times New Roman" w:cs="Times New Roman"/>
-          <w:sz w:val="28"/>
-          <w:szCs w:val="28"/>
-        </w:rPr>
-      </w:pPr>
-      <w:r>
-        <w:rPr>
-          <w:rFonts w:ascii="Times New Roman" w:hAnsi="Times New Roman" w:cs="Times New Roman"/>
-          <w:sz w:val="28"/>
-          <w:szCs w:val="28"/>
-        </w:rPr>
-        <w:t>Таким образом, методологический аппарат статьи представляет собой комплексное сочетание методов: базовый теоретический анализ с опорой на формально-юридический и исторический подходы, дополненный общелогическими методами и элементами эмпирического сравнения. Такая методология позволила автору не только описать состояние института ЭП, но и выявить противоречия, сформулировать обоснованные предложения по совершенствованию законодательства, что придает работе научно-практическую значимость.</w:t>
+          <w:b/>
+          <w:bCs/>
+          <w:sz w:val="28"/>
+          <w:szCs w:val="28"/>
+        </w:rPr>
+        <w:t>Понятийный аппарат</w:t>
+      </w:r>
+      <w:r>
+        <w:rPr>
+          <w:rFonts w:ascii="Times New Roman" w:hAnsi="Times New Roman" w:cs="Times New Roman"/>
+          <w:sz w:val="28"/>
+          <w:szCs w:val="28"/>
+        </w:rPr>
+        <w:t xml:space="preserve"> выдержан строго: ключевые понятия определяются через цитирование закона или описание функций. Объект исследования — сфера электронного документооборота в РФ, предмет — правовой институт электронной подписи.</w:t>
+      </w:r>
+    </w:p>
+    <w:p>
+      <w:pPr>
+        <w:jc w:val="both"/>
+        <w:rPr>
+          <w:rFonts w:ascii="Times New Roman" w:hAnsi="Times New Roman" w:cs="Times New Roman"/>
+          <w:sz w:val="28"/>
+          <w:szCs w:val="28"/>
+        </w:rPr>
+      </w:pPr>
+      <w:r>
+        <w:rPr>
+          <w:rFonts w:ascii="Times New Roman" w:hAnsi="Times New Roman" w:cs="Times New Roman"/>
+          <w:sz w:val="28"/>
+          <w:szCs w:val="28"/>
+        </w:rPr>
+        <w:t xml:space="preserve">Таким образом, методологический аппарат статьи представляет собой </w:t>
+      </w:r>
+      <w:r>
+        <w:rPr>
+          <w:rFonts w:ascii="Times New Roman" w:hAnsi="Times New Roman" w:cs="Times New Roman"/>
+          <w:b/>
+          <w:bCs/>
+          <w:sz w:val="28"/>
+          <w:szCs w:val="28"/>
+        </w:rPr>
+        <w:t>комплексное сочетание методов: базовый теоретический анализ с опорой на формально-юридический и исторический подходы, дополненный общелогическими методами и элементами эмпирического сравнения</w:t>
+      </w:r>
+      <w:r>
+        <w:rPr>
+          <w:rFonts w:ascii="Times New Roman" w:hAnsi="Times New Roman" w:cs="Times New Roman"/>
+          <w:sz w:val="28"/>
+          <w:szCs w:val="28"/>
+        </w:rPr>
+        <w:t>. Такая методология позволила автору не только описать состояние института ЭП, но и выявить противоречия, сформулировать обоснованные предложения по совершенствованию законодательства, что придает работе научно-практическую значимость.</w:t>
       </w:r>
     </w:p>
     <w:sectPr>
